--- a/documents/Contract assessment.docx
+++ b/documents/Contract assessment.docx
@@ -4,11 +4,725 @@
   <w:body>
     <w:p>
       <w:pPr>
-        <w:rPr>
-          <w:rFonts w:ascii="Arial" w:hAnsi="Arial" w:cs="Arial"/>
+        <w:pStyle w:val="Heading1"/>
+      </w:pPr>
+      <w:r>
+        <w:t>Contract assessment</w:t>
+      </w:r>
+      <w:r>
+        <w:t xml:space="preserve"> </w:t>
+      </w:r>
+    </w:p>
+    <w:p>
+      <w:pPr>
+        <w:pStyle w:val="Heading3"/>
+      </w:pPr>
+      <w:r>
+        <w:t>Abi Arlene – April 2026 conference that was canceled</w:t>
+      </w:r>
+    </w:p>
+    <w:p>
+      <w:pPr>
+        <w:pStyle w:val="Heading3"/>
+      </w:pPr>
+      <w:r>
+        <w:rPr>
+          <w:noProof/>
+        </w:rPr>
+        <w:drawing>
+          <wp:inline distT="0" distB="0" distL="0" distR="0" wp14:anchorId="59F75D04" wp14:editId="2FA761DC">
+            <wp:extent cx="5943600" cy="4182745"/>
+            <wp:effectExtent l="0" t="0" r="0" b="0"/>
+            <wp:docPr id="1130758341" name="Picture 1" descr="A table with numbers and a number of rooms&#10;&#10;AI-generated content may be incorrect."/>
+            <wp:cNvGraphicFramePr>
+              <a:graphicFrameLocks xmlns:a="http://schemas.openxmlformats.org/drawingml/2006/main" noChangeAspect="1"/>
+            </wp:cNvGraphicFramePr>
+            <a:graphic xmlns:a="http://schemas.openxmlformats.org/drawingml/2006/main">
+              <a:graphicData uri="http://schemas.openxmlformats.org/drawingml/2006/picture">
+                <pic:pic xmlns:pic="http://schemas.openxmlformats.org/drawingml/2006/picture">
+                  <pic:nvPicPr>
+                    <pic:cNvPr id="1130758341" name="Picture 1" descr="A table with numbers and a number of rooms&#10;&#10;AI-generated content may be incorrect."/>
+                    <pic:cNvPicPr/>
+                  </pic:nvPicPr>
+                  <pic:blipFill>
+                    <a:blip r:embed="rId7">
+                      <a:extLst>
+                        <a:ext uri="{28A0092B-C50C-407E-A947-70E740481C1C}">
+                          <a14:useLocalDpi xmlns:a14="http://schemas.microsoft.com/office/drawing/2010/main" val="0"/>
+                        </a:ext>
+                      </a:extLst>
+                    </a:blip>
+                    <a:stretch>
+                      <a:fillRect/>
+                    </a:stretch>
+                  </pic:blipFill>
+                  <pic:spPr>
+                    <a:xfrm>
+                      <a:off x="0" y="0"/>
+                      <a:ext cx="5943600" cy="4182745"/>
+                    </a:xfrm>
+                    <a:prstGeom prst="rect">
+                      <a:avLst/>
+                    </a:prstGeom>
+                  </pic:spPr>
+                </pic:pic>
+              </a:graphicData>
+            </a:graphic>
+          </wp:inline>
+        </w:drawing>
+      </w:r>
+    </w:p>
+    <w:p>
+      <w:pPr>
+        <w:pStyle w:val="Heading3"/>
+      </w:pPr>
+      <w:r>
+        <w:t xml:space="preserve">Andrea </w:t>
+      </w:r>
+      <w:r>
+        <w:t>Livingston</w:t>
+      </w:r>
+      <w:r>
+        <w:t xml:space="preserve"> on the current contract (see below)</w:t>
+      </w:r>
+    </w:p>
+    <w:p>
+      <w:pPr>
+        <w:spacing w:before="100" w:beforeAutospacing="1" w:after="100" w:afterAutospacing="1" w:line="240" w:lineRule="auto"/>
+        <w:rPr>
+          <w:rFonts w:ascii="Arial" w:eastAsia="Times New Roman" w:hAnsi="Arial" w:cs="Arial"/>
+          <w:color w:val="000000"/>
+          <w:kern w:val="0"/>
+          <w:sz w:val="22"/>
+          <w:szCs w:val="22"/>
+          <w14:ligatures w14:val="none"/>
+        </w:rPr>
+      </w:pPr>
+      <w:r>
+        <w:rPr>
+          <w:rFonts w:ascii="Arial" w:eastAsia="Times New Roman" w:hAnsi="Arial" w:cs="Arial"/>
+          <w:color w:val="000000"/>
+          <w:kern w:val="0"/>
+          <w:sz w:val="22"/>
+          <w:szCs w:val="22"/>
+          <w14:ligatures w14:val="none"/>
+        </w:rPr>
+        <w:t>The biggest thing that stands out to me is the 450 room block per night. I would highly recommend that we lower this to minimize financial risk. For academic conferences, the typical pickup rate is 30-50% of attendees who stay at the hotel. If we get 700 people there, that would be between 210-350 rooms per night. I checked our contract for the last in-person conference IONS held in 2019, where we had over 800 registrants, and we contracted for a block of 250 rooms. We met our room block but we didn't have a huge margin over it. I will find out from Abby historically what their pickup rate is at TSC, but if we move forward with this event, </w:t>
+      </w:r>
+      <w:r>
+        <w:rPr>
+          <w:rFonts w:ascii="Arial" w:eastAsia="Times New Roman" w:hAnsi="Arial" w:cs="Arial"/>
           <w:b/>
           <w:bCs/>
           <w:color w:val="000000"/>
+          <w:kern w:val="0"/>
+          <w:sz w:val="22"/>
+          <w:szCs w:val="22"/>
+          <w14:ligatures w14:val="none"/>
+        </w:rPr>
+        <w:t xml:space="preserve">I </w:t>
+      </w:r>
+      <w:proofErr w:type="gramStart"/>
+      <w:r>
+        <w:rPr>
+          <w:rFonts w:ascii="Arial" w:eastAsia="Times New Roman" w:hAnsi="Arial" w:cs="Arial"/>
+          <w:b/>
+          <w:bCs/>
+          <w:color w:val="000000"/>
+          <w:kern w:val="0"/>
+          <w:sz w:val="22"/>
+          <w:szCs w:val="22"/>
+          <w14:ligatures w14:val="none"/>
+        </w:rPr>
+        <w:t>would</w:t>
+      </w:r>
+      <w:proofErr w:type="gramEnd"/>
+      <w:r>
+        <w:rPr>
+          <w:rFonts w:ascii="Arial" w:eastAsia="Times New Roman" w:hAnsi="Arial" w:cs="Arial"/>
+          <w:b/>
+          <w:bCs/>
+          <w:color w:val="000000"/>
+          <w:kern w:val="0"/>
+          <w:sz w:val="22"/>
+          <w:szCs w:val="22"/>
+          <w14:ligatures w14:val="none"/>
+        </w:rPr>
+        <w:t xml:space="preserve"> highly suggest we lower the number of rooms that we are financially committing to through this contract to 350 or under. </w:t>
+      </w:r>
+    </w:p>
+    <w:p>
+      <w:pPr>
+        <w:spacing w:after="0" w:line="240" w:lineRule="auto"/>
+        <w:rPr>
+          <w:rFonts w:ascii="Arial" w:eastAsia="Times New Roman" w:hAnsi="Arial" w:cs="Arial"/>
+          <w:color w:val="000000"/>
+          <w:kern w:val="0"/>
+          <w:sz w:val="22"/>
+          <w:szCs w:val="22"/>
+          <w14:ligatures w14:val="none"/>
+        </w:rPr>
+      </w:pPr>
+      <w:r>
+        <w:rPr>
+          <w:rFonts w:ascii="Arial" w:eastAsia="Times New Roman" w:hAnsi="Arial" w:cs="Arial"/>
+          <w:color w:val="000000"/>
+          <w:kern w:val="0"/>
+          <w:sz w:val="22"/>
+          <w:szCs w:val="22"/>
+          <w14:ligatures w14:val="none"/>
+        </w:rPr>
+        <w:t>There are a few other things that I would want to try and negotiate, which are:</w:t>
+      </w:r>
+    </w:p>
+    <w:p>
+      <w:pPr>
+        <w:numPr>
+          <w:ilvl w:val="0"/>
+          <w:numId w:val="1"/>
+        </w:numPr>
+        <w:spacing w:before="100" w:beforeAutospacing="1" w:after="100" w:afterAutospacing="1" w:line="240" w:lineRule="auto"/>
+        <w:rPr>
+          <w:rFonts w:ascii="Arial" w:eastAsia="Times New Roman" w:hAnsi="Arial" w:cs="Arial"/>
+          <w:color w:val="000000"/>
+          <w:kern w:val="0"/>
+          <w:sz w:val="22"/>
+          <w:szCs w:val="22"/>
+          <w14:ligatures w14:val="none"/>
+        </w:rPr>
+      </w:pPr>
+      <w:r>
+        <w:rPr>
+          <w:rFonts w:ascii="Arial" w:eastAsia="Times New Roman" w:hAnsi="Arial" w:cs="Arial"/>
+          <w:b/>
+          <w:bCs/>
+          <w:color w:val="000000"/>
+          <w:kern w:val="0"/>
+          <w:sz w:val="22"/>
+          <w:szCs w:val="22"/>
+          <w14:ligatures w14:val="none"/>
+        </w:rPr>
+        <w:t>Attrition Clause: </w:t>
+      </w:r>
+      <w:r>
+        <w:rPr>
+          <w:rFonts w:ascii="Arial" w:eastAsia="Times New Roman" w:hAnsi="Arial" w:cs="Arial"/>
+          <w:color w:val="000000"/>
+          <w:kern w:val="0"/>
+          <w:sz w:val="22"/>
+          <w:szCs w:val="22"/>
+          <w14:ligatures w14:val="none"/>
+        </w:rPr>
+        <w:t>Hotel will make commercially reasonable efforts to resell unused rooms and credit any resale revenue against attrition damages. (This is pretty standard)</w:t>
+      </w:r>
+    </w:p>
+    <w:p>
+      <w:pPr>
+        <w:numPr>
+          <w:ilvl w:val="0"/>
+          <w:numId w:val="1"/>
+        </w:numPr>
+        <w:spacing w:before="100" w:beforeAutospacing="1" w:after="100" w:afterAutospacing="1" w:line="240" w:lineRule="auto"/>
+        <w:rPr>
+          <w:rFonts w:ascii="Arial" w:eastAsia="Times New Roman" w:hAnsi="Arial" w:cs="Arial"/>
+          <w:color w:val="000000"/>
+          <w:kern w:val="0"/>
+          <w:sz w:val="22"/>
+          <w:szCs w:val="22"/>
+          <w14:ligatures w14:val="none"/>
+        </w:rPr>
+      </w:pPr>
+      <w:r>
+        <w:rPr>
+          <w:rFonts w:ascii="Arial" w:eastAsia="Times New Roman" w:hAnsi="Arial" w:cs="Arial"/>
+          <w:b/>
+          <w:bCs/>
+          <w:color w:val="000000"/>
+          <w:kern w:val="0"/>
+          <w:sz w:val="22"/>
+          <w:szCs w:val="22"/>
+          <w14:ligatures w14:val="none"/>
+        </w:rPr>
+        <w:lastRenderedPageBreak/>
+        <w:t>AV: </w:t>
+      </w:r>
+      <w:r>
+        <w:rPr>
+          <w:rFonts w:ascii="Arial" w:eastAsia="Times New Roman" w:hAnsi="Arial" w:cs="Arial"/>
+          <w:color w:val="000000"/>
+          <w:kern w:val="0"/>
+          <w:sz w:val="22"/>
+          <w:szCs w:val="22"/>
+          <w14:ligatures w14:val="none"/>
+        </w:rPr>
+        <w:t>Outside AV allowed without liaison fee. (We will definitely be bringing outside A/V so need to negotiate no fee or a cap on their liaison fee)</w:t>
+      </w:r>
+    </w:p>
+    <w:p>
+      <w:pPr>
+        <w:numPr>
+          <w:ilvl w:val="0"/>
+          <w:numId w:val="1"/>
+        </w:numPr>
+        <w:spacing w:before="100" w:beforeAutospacing="1" w:after="100" w:afterAutospacing="1" w:line="240" w:lineRule="auto"/>
+        <w:rPr>
+          <w:rFonts w:ascii="Arial" w:eastAsia="Times New Roman" w:hAnsi="Arial" w:cs="Arial"/>
+          <w:color w:val="000000"/>
+          <w:kern w:val="0"/>
+          <w:sz w:val="22"/>
+          <w:szCs w:val="22"/>
+          <w14:ligatures w14:val="none"/>
+        </w:rPr>
+      </w:pPr>
+      <w:r>
+        <w:rPr>
+          <w:rFonts w:ascii="Arial" w:eastAsia="Times New Roman" w:hAnsi="Arial" w:cs="Arial"/>
+          <w:b/>
+          <w:bCs/>
+          <w:color w:val="000000"/>
+          <w:kern w:val="0"/>
+          <w:sz w:val="22"/>
+          <w:szCs w:val="22"/>
+          <w14:ligatures w14:val="none"/>
+        </w:rPr>
+        <w:t>Shipping Costs: </w:t>
+      </w:r>
+      <w:r>
+        <w:rPr>
+          <w:rFonts w:ascii="Arial" w:eastAsia="Times New Roman" w:hAnsi="Arial" w:cs="Arial"/>
+          <w:color w:val="000000"/>
+          <w:kern w:val="0"/>
+          <w:sz w:val="22"/>
+          <w:szCs w:val="22"/>
+          <w14:ligatures w14:val="none"/>
+        </w:rPr>
+        <w:t>50% discount on package handling (Because we are planning this conference from afar, it would be very helpful to get the package handling prices reduced)</w:t>
+      </w:r>
+    </w:p>
+    <w:p>
+      <w:pPr>
+        <w:pStyle w:val="Heading2"/>
+      </w:pPr>
+      <w:r>
+        <w:t>Arnaud Delorme</w:t>
+      </w:r>
+      <w:r>
+        <w:t xml:space="preserve"> on the current contract (see below)</w:t>
+      </w:r>
+    </w:p>
+    <w:p>
+      <w:pPr>
+        <w:pStyle w:val="p1"/>
+        <w:rPr>
+          <w:rFonts w:ascii="Arial" w:hAnsi="Arial" w:cs="Arial"/>
+          <w:sz w:val="22"/>
+          <w:szCs w:val="22"/>
+        </w:rPr>
+      </w:pPr>
+      <w:r>
+        <w:rPr>
+          <w:rFonts w:ascii="Arial" w:hAnsi="Arial" w:cs="Arial"/>
+          <w:b/>
+          <w:bCs/>
+          <w:color w:val="000000"/>
+          <w:sz w:val="22"/>
+          <w:szCs w:val="22"/>
+        </w:rPr>
+        <w:t>1. Cancellation penalties are aggressive</w:t>
+      </w:r>
+    </w:p>
+    <w:p>
+      <w:pPr>
+        <w:pStyle w:val="p1"/>
+        <w:numPr>
+          <w:ilvl w:val="0"/>
+          <w:numId w:val="1"/>
+        </w:numPr>
+        <w:rPr>
+          <w:rFonts w:ascii="Arial" w:hAnsi="Arial" w:cs="Arial"/>
+          <w:sz w:val="22"/>
+          <w:szCs w:val="22"/>
+        </w:rPr>
+      </w:pPr>
+      <w:r>
+        <w:rPr>
+          <w:rFonts w:ascii="Arial" w:hAnsi="Arial" w:cs="Arial"/>
+          <w:sz w:val="22"/>
+          <w:szCs w:val="22"/>
+        </w:rPr>
+        <w:t>Upon signature through April 3, 2026, the cancellation fee is $506,238 (70%). From April 4 to July 12, it increases to $578,558 (80%). From July 13 to October 10, it rises to $650,878 (90%).</w:t>
+      </w:r>
+    </w:p>
+    <w:p>
+      <w:pPr>
+        <w:pStyle w:val="p1"/>
+        <w:numPr>
+          <w:ilvl w:val="0"/>
+          <w:numId w:val="1"/>
+        </w:numPr>
+        <w:rPr>
+          <w:rFonts w:ascii="Arial" w:hAnsi="Arial" w:cs="Arial"/>
+          <w:sz w:val="22"/>
+          <w:szCs w:val="22"/>
+        </w:rPr>
+      </w:pPr>
+      <w:r>
+        <w:rPr>
+          <w:rFonts w:ascii="Arial" w:hAnsi="Arial" w:cs="Arial"/>
+          <w:sz w:val="22"/>
+          <w:szCs w:val="22"/>
+        </w:rPr>
+        <w:t>More commonly, cancellation fees 6 to 9 months before an event range between 50% and 70%, rather than escalating to 80% starting April 4.</w:t>
+      </w:r>
+    </w:p>
+    <w:p>
+      <w:pPr>
+        <w:pStyle w:val="p1"/>
+        <w:rPr>
+          <w:rFonts w:ascii="Arial" w:hAnsi="Arial" w:cs="Arial"/>
+          <w:sz w:val="22"/>
+          <w:szCs w:val="22"/>
+        </w:rPr>
+      </w:pPr>
+      <w:r>
+        <w:rPr>
+          <w:rFonts w:ascii="Arial" w:hAnsi="Arial" w:cs="Arial"/>
+          <w:b/>
+          <w:bCs/>
+          <w:color w:val="000000"/>
+          <w:sz w:val="22"/>
+          <w:szCs w:val="22"/>
+        </w:rPr>
+        <w:t xml:space="preserve">2. AV vendor is expensive and can pile up </w:t>
+      </w:r>
+    </w:p>
+    <w:p>
+      <w:pPr>
+        <w:pStyle w:val="p1"/>
+        <w:numPr>
+          <w:ilvl w:val="0"/>
+          <w:numId w:val="1"/>
+        </w:numPr>
+        <w:rPr>
+          <w:rFonts w:ascii="Arial" w:hAnsi="Arial" w:cs="Arial"/>
+          <w:sz w:val="22"/>
+          <w:szCs w:val="22"/>
+        </w:rPr>
+      </w:pPr>
+      <w:r>
+        <w:rPr>
+          <w:rFonts w:ascii="Arial" w:hAnsi="Arial" w:cs="Arial"/>
+          <w:sz w:val="22"/>
+          <w:szCs w:val="22"/>
+        </w:rPr>
+        <w:t>$160 per hour minimum and $240 per hour for overtime.</w:t>
+      </w:r>
+    </w:p>
+    <w:p>
+      <w:pPr>
+        <w:pStyle w:val="p1"/>
+        <w:numPr>
+          <w:ilvl w:val="0"/>
+          <w:numId w:val="1"/>
+        </w:numPr>
+        <w:rPr>
+          <w:rFonts w:ascii="Arial" w:hAnsi="Arial" w:cs="Arial"/>
+          <w:sz w:val="22"/>
+          <w:szCs w:val="22"/>
+        </w:rPr>
+      </w:pPr>
+      <w:r>
+        <w:rPr>
+          <w:rFonts w:ascii="Arial" w:hAnsi="Arial" w:cs="Arial"/>
+          <w:sz w:val="22"/>
+          <w:szCs w:val="22"/>
+        </w:rPr>
+        <w:t>Pinnacle Live has the exclusive right to provide AV equipment and services for all meeting and breakout rooms. With 6 to 8 breakout rooms, AV costs could become very expensive. A Pinnacle Live liaison must also be present during load in, event operation, and load out. The other hotel (Hyatt) was more flexible on these points.</w:t>
+      </w:r>
+    </w:p>
+    <w:p>
+      <w:pPr>
+        <w:pStyle w:val="p1"/>
+        <w:numPr>
+          <w:ilvl w:val="0"/>
+          <w:numId w:val="1"/>
+        </w:numPr>
+        <w:rPr>
+          <w:rFonts w:ascii="Arial" w:hAnsi="Arial" w:cs="Arial"/>
+          <w:sz w:val="22"/>
+          <w:szCs w:val="22"/>
+        </w:rPr>
+      </w:pPr>
+      <w:r>
+        <w:rPr>
+          <w:rFonts w:ascii="Arial" w:hAnsi="Arial" w:cs="Arial"/>
+          <w:sz w:val="22"/>
+          <w:szCs w:val="22"/>
+        </w:rPr>
+        <w:t xml:space="preserve">If we do not use Pinnacle AV, we lose the 20% AV discount and the complimentary meeting room internet. Note that since this was written, we have negotiated these </w:t>
+      </w:r>
+      <w:proofErr w:type="gramStart"/>
+      <w:r>
+        <w:rPr>
+          <w:rFonts w:ascii="Arial" w:hAnsi="Arial" w:cs="Arial"/>
+          <w:sz w:val="22"/>
+          <w:szCs w:val="22"/>
+        </w:rPr>
+        <w:t>clauses</w:t>
+      </w:r>
+      <w:proofErr w:type="gramEnd"/>
+      <w:r>
+        <w:rPr>
+          <w:rFonts w:ascii="Arial" w:hAnsi="Arial" w:cs="Arial"/>
+          <w:sz w:val="22"/>
+          <w:szCs w:val="22"/>
+        </w:rPr>
+        <w:t xml:space="preserve"> and they have been removed. </w:t>
+      </w:r>
+    </w:p>
+    <w:p>
+      <w:pPr>
+        <w:pStyle w:val="p1"/>
+        <w:numPr>
+          <w:ilvl w:val="0"/>
+          <w:numId w:val="1"/>
+        </w:numPr>
+        <w:rPr>
+          <w:rFonts w:ascii="Arial" w:hAnsi="Arial" w:cs="Arial"/>
+          <w:sz w:val="22"/>
+          <w:szCs w:val="22"/>
+        </w:rPr>
+      </w:pPr>
+      <w:r>
+        <w:rPr>
+          <w:rFonts w:ascii="Arial" w:hAnsi="Arial" w:cs="Arial"/>
+          <w:sz w:val="22"/>
+          <w:szCs w:val="22"/>
+        </w:rPr>
+        <w:t>The good news is that there is a force majeure clause.</w:t>
+      </w:r>
+    </w:p>
+    <w:p>
+      <w:pPr>
+        <w:pStyle w:val="p1"/>
+        <w:numPr>
+          <w:ilvl w:val="0"/>
+          <w:numId w:val="1"/>
+        </w:numPr>
+        <w:rPr>
+          <w:rFonts w:ascii="Arial" w:hAnsi="Arial" w:cs="Arial"/>
+          <w:sz w:val="22"/>
+          <w:szCs w:val="22"/>
+        </w:rPr>
+      </w:pPr>
+      <w:r>
+        <w:rPr>
+          <w:rFonts w:ascii="Arial" w:hAnsi="Arial" w:cs="Arial"/>
+          <w:sz w:val="22"/>
+          <w:szCs w:val="22"/>
+        </w:rPr>
+        <w:t>Overall, aside from the AV issue, which we should price carefully with the hotel and possibly limit by avoiding filming events, it looks like a good deal. If we bring our own crew for the main room, which will likely be cheaper, we should try to negotiate free internet in the meeting room anyway.</w:t>
+      </w:r>
+    </w:p>
+    <w:p>
+      <w:pPr>
+        <w:pStyle w:val="p1"/>
+        <w:rPr>
+          <w:rFonts w:ascii="Arial" w:hAnsi="Arial" w:cs="Arial"/>
+          <w:sz w:val="22"/>
+          <w:szCs w:val="22"/>
+        </w:rPr>
+      </w:pPr>
+      <w:r>
+        <w:rPr>
+          <w:rFonts w:ascii="Arial" w:hAnsi="Arial" w:cs="Arial"/>
+          <w:b/>
+          <w:bCs/>
+          <w:color w:val="000000"/>
+          <w:sz w:val="22"/>
+          <w:szCs w:val="22"/>
+        </w:rPr>
+        <w:t>3</w:t>
+      </w:r>
+      <w:r>
+        <w:rPr>
+          <w:rFonts w:ascii="Arial" w:hAnsi="Arial" w:cs="Arial"/>
+          <w:b/>
+          <w:bCs/>
+          <w:color w:val="000000"/>
+          <w:sz w:val="22"/>
+          <w:szCs w:val="22"/>
+        </w:rPr>
+        <w:t xml:space="preserve">. </w:t>
+      </w:r>
+      <w:r>
+        <w:rPr>
+          <w:rFonts w:ascii="Arial" w:hAnsi="Arial" w:cs="Arial"/>
+          <w:b/>
+          <w:bCs/>
+          <w:color w:val="000000"/>
+          <w:sz w:val="22"/>
+          <w:szCs w:val="22"/>
+        </w:rPr>
+        <w:t>Room block</w:t>
+      </w:r>
+      <w:r>
+        <w:rPr>
+          <w:rFonts w:ascii="Arial" w:hAnsi="Arial" w:cs="Arial"/>
+          <w:b/>
+          <w:bCs/>
+          <w:color w:val="000000"/>
+          <w:sz w:val="22"/>
+          <w:szCs w:val="22"/>
+        </w:rPr>
+        <w:t xml:space="preserve"> </w:t>
+      </w:r>
+      <w:r>
+        <w:rPr>
+          <w:rFonts w:ascii="Arial" w:hAnsi="Arial" w:cs="Arial"/>
+          <w:b/>
+          <w:bCs/>
+          <w:color w:val="000000"/>
+          <w:sz w:val="22"/>
+          <w:szCs w:val="22"/>
+        </w:rPr>
+        <w:t>(and in response to Andrea’s analysis)</w:t>
+      </w:r>
+    </w:p>
+    <w:p>
+      <w:pPr>
+        <w:pStyle w:val="p1"/>
+        <w:rPr>
+          <w:rFonts w:ascii="Arial" w:hAnsi="Arial" w:cs="Arial"/>
+          <w:color w:val="000000"/>
+          <w:sz w:val="22"/>
+          <w:szCs w:val="22"/>
+        </w:rPr>
+      </w:pPr>
+      <w:r>
+        <w:rPr>
+          <w:rFonts w:ascii="Arial" w:hAnsi="Arial" w:cs="Arial"/>
+          <w:color w:val="000000"/>
+          <w:sz w:val="22"/>
+          <w:szCs w:val="22"/>
+        </w:rPr>
+        <w:t>Regarding the rooms, we need to balance fiscal management with people’s frustration.</w:t>
+      </w:r>
+      <w:r>
+        <w:rPr>
+          <w:rFonts w:ascii="Arial" w:hAnsi="Arial" w:cs="Arial"/>
+          <w:color w:val="000000"/>
+          <w:sz w:val="22"/>
+          <w:szCs w:val="22"/>
+        </w:rPr>
+        <w:br/>
+        <w:t>   • First, academics (probably &gt;50%) pay out of grants and are less sensitive to room cost.</w:t>
+      </w:r>
+      <w:r>
+        <w:rPr>
+          <w:rFonts w:ascii="Arial" w:hAnsi="Arial" w:cs="Arial"/>
+          <w:color w:val="000000"/>
+          <w:sz w:val="22"/>
+          <w:szCs w:val="22"/>
+        </w:rPr>
+        <w:br/>
+        <w:t>   • Second, in past editions, rooms always ran out too quickly and people got frustrated.</w:t>
+      </w:r>
+      <w:r>
+        <w:rPr>
+          <w:rFonts w:ascii="Arial" w:hAnsi="Arial" w:cs="Arial"/>
+          <w:color w:val="000000"/>
+          <w:sz w:val="22"/>
+          <w:szCs w:val="22"/>
+        </w:rPr>
+        <w:br/>
+        <w:t>   • Third, unless you have a car, there are not that many options nearby.</w:t>
+      </w:r>
+      <w:r>
+        <w:rPr>
+          <w:rFonts w:ascii="Arial" w:hAnsi="Arial" w:cs="Arial"/>
+          <w:color w:val="000000"/>
+          <w:sz w:val="22"/>
+          <w:szCs w:val="22"/>
+        </w:rPr>
+        <w:br/>
+        <w:t>   • Fourth, there are also IONS members, and depending on how we market it, we could attract a substantial number of people.</w:t>
+      </w:r>
+      <w:r>
+        <w:rPr>
+          <w:rFonts w:ascii="Arial" w:hAnsi="Arial" w:cs="Arial"/>
+          <w:color w:val="000000"/>
+          <w:sz w:val="22"/>
+          <w:szCs w:val="22"/>
+        </w:rPr>
+        <w:br/>
+      </w:r>
+      <w:r>
+        <w:rPr>
+          <w:rFonts w:ascii="Arial" w:hAnsi="Arial" w:cs="Arial"/>
+          <w:color w:val="000000"/>
+          <w:sz w:val="22"/>
+          <w:szCs w:val="22"/>
+        </w:rPr>
+        <w:br/>
+        <w:t>My take is 400 rooms instead of 450.</w:t>
+      </w:r>
+      <w:r>
+        <w:rPr>
+          <w:rFonts w:ascii="Arial" w:hAnsi="Arial" w:cs="Arial"/>
+          <w:color w:val="000000"/>
+          <w:sz w:val="22"/>
+          <w:szCs w:val="22"/>
+        </w:rPr>
+        <w:br/>
+        <w:t>   • 100 reserved for IONS members (different code)</w:t>
+      </w:r>
+      <w:r>
+        <w:rPr>
+          <w:rFonts w:ascii="Arial" w:hAnsi="Arial" w:cs="Arial"/>
+          <w:color w:val="000000"/>
+          <w:sz w:val="22"/>
+          <w:szCs w:val="22"/>
+        </w:rPr>
+        <w:br/>
+        <w:t>   • 300 reserved for standard TSC participants (this is conservative)</w:t>
+      </w:r>
+      <w:r>
+        <w:rPr>
+          <w:rFonts w:ascii="Arial" w:hAnsi="Arial" w:cs="Arial"/>
+          <w:color w:val="000000"/>
+          <w:sz w:val="22"/>
+          <w:szCs w:val="22"/>
+        </w:rPr>
+        <w:br/>
+      </w:r>
+      <w:r>
+        <w:rPr>
+          <w:rFonts w:ascii="Arial" w:hAnsi="Arial" w:cs="Arial"/>
+          <w:color w:val="000000"/>
+          <w:sz w:val="22"/>
+          <w:szCs w:val="22"/>
+        </w:rPr>
+        <w:br/>
+        <w:t>If we think we might get 150 IONS participants, then we could bump it up to 450 rooms.</w:t>
+      </w:r>
+      <w:r>
+        <w:rPr>
+          <w:rFonts w:ascii="Arial" w:hAnsi="Arial" w:cs="Arial"/>
+          <w:color w:val="000000"/>
+          <w:sz w:val="22"/>
+          <w:szCs w:val="22"/>
+        </w:rPr>
+        <w:br/>
+        <w:t>Ideally, with Sandra we would reserve a smaller room block and then increase it after one month. I am not sure how doable that is or whether we would get a good deal on the second block reservation.</w:t>
+      </w:r>
+    </w:p>
+    <w:p>
+      <w:pPr>
+        <w:pStyle w:val="p1"/>
+        <w:rPr>
+          <w:rFonts w:ascii="Arial" w:hAnsi="Arial" w:cs="Arial"/>
+          <w:color w:val="EE0000"/>
           <w:sz w:val="36"/>
           <w:szCs w:val="36"/>
         </w:rPr>
@@ -16,114 +730,102 @@
       <w:r>
         <w:rPr>
           <w:rFonts w:ascii="Arial" w:hAnsi="Arial" w:cs="Arial"/>
-          <w:b/>
-          <w:bCs/>
-          <w:color w:val="000000"/>
+          <w:color w:val="EE0000"/>
           <w:sz w:val="36"/>
           <w:szCs w:val="36"/>
         </w:rPr>
-        <w:t>Contract assessment</w:t>
-      </w:r>
-      <w:r>
-        <w:rPr>
-          <w:rFonts w:ascii="Arial" w:hAnsi="Arial" w:cs="Arial"/>
-          <w:b/>
-          <w:bCs/>
-          <w:color w:val="000000"/>
+        <w:lastRenderedPageBreak/>
+        <w:t>Contract deadline (already extended twice)</w:t>
+      </w:r>
+      <w:r>
+        <w:rPr>
+          <w:rFonts w:ascii="Arial" w:hAnsi="Arial" w:cs="Arial"/>
+          <w:color w:val="EE0000"/>
           <w:sz w:val="36"/>
           <w:szCs w:val="36"/>
         </w:rPr>
+        <w:t>: March 20</w:t>
+      </w:r>
+      <w:r>
+        <w:rPr>
+          <w:rFonts w:ascii="Arial" w:hAnsi="Arial" w:cs="Arial"/>
+          <w:color w:val="EE0000"/>
+          <w:sz w:val="36"/>
+          <w:szCs w:val="36"/>
+          <w:vertAlign w:val="superscript"/>
+        </w:rPr>
+        <w:t>th</w:t>
+      </w:r>
+      <w:r>
+        <w:rPr>
+          <w:rFonts w:ascii="Arial" w:hAnsi="Arial" w:cs="Arial"/>
+          <w:color w:val="EE0000"/>
+          <w:sz w:val="36"/>
+          <w:szCs w:val="36"/>
+        </w:rPr>
         <w:t xml:space="preserve"> </w:t>
       </w:r>
     </w:p>
     <w:p>
       <w:pPr>
-        <w:rPr>
-          <w:rFonts w:ascii="Arial" w:hAnsi="Arial" w:cs="Arial"/>
-          <w:color w:val="000000"/>
-          <w:sz w:val="28"/>
-          <w:szCs w:val="28"/>
-        </w:rPr>
-      </w:pPr>
-      <w:r>
-        <w:rPr>
-          <w:rFonts w:ascii="Arial" w:hAnsi="Arial" w:cs="Arial"/>
-          <w:color w:val="000000"/>
-          <w:sz w:val="28"/>
-          <w:szCs w:val="28"/>
-        </w:rPr>
-        <w:t>(</w:t>
-      </w:r>
-      <w:r>
-        <w:rPr>
-          <w:rFonts w:ascii="Arial" w:hAnsi="Arial" w:cs="Arial"/>
-          <w:color w:val="000000"/>
-          <w:sz w:val="28"/>
-          <w:szCs w:val="28"/>
-        </w:rPr>
-        <w:t xml:space="preserve">made by </w:t>
-      </w:r>
-      <w:r>
-        <w:rPr>
-          <w:rFonts w:ascii="Arial" w:hAnsi="Arial" w:cs="Arial"/>
-          <w:color w:val="000000"/>
-          <w:sz w:val="28"/>
-          <w:szCs w:val="28"/>
-        </w:rPr>
-        <w:t>AD</w:t>
-      </w:r>
-      <w:r>
-        <w:rPr>
-          <w:rFonts w:ascii="Arial" w:hAnsi="Arial" w:cs="Arial"/>
-          <w:color w:val="000000"/>
-          <w:sz w:val="28"/>
-          <w:szCs w:val="28"/>
-        </w:rPr>
-        <w:t xml:space="preserve">, </w:t>
-      </w:r>
-      <w:r>
-        <w:rPr>
-          <w:rFonts w:ascii="Arial" w:hAnsi="Arial" w:cs="Arial"/>
-          <w:color w:val="000000"/>
-          <w:sz w:val="28"/>
-          <w:szCs w:val="28"/>
-        </w:rPr>
-        <w:t>Andrea and Johnny</w:t>
-      </w:r>
-      <w:r>
-        <w:rPr>
-          <w:rFonts w:ascii="Arial" w:hAnsi="Arial" w:cs="Arial"/>
-          <w:color w:val="000000"/>
-          <w:sz w:val="28"/>
-          <w:szCs w:val="28"/>
-        </w:rPr>
-        <w:t xml:space="preserve"> pending)</w:t>
-      </w:r>
-    </w:p>
-    <w:p>
-      <w:pPr>
         <w:pStyle w:val="p1"/>
         <w:rPr>
           <w:rFonts w:ascii="Arial" w:hAnsi="Arial" w:cs="Arial"/>
-          <w:sz w:val="2"/>
-          <w:szCs w:val="2"/>
-        </w:rPr>
-      </w:pPr>
-      <w:r>
-        <w:rPr>
-          <w:rFonts w:ascii="Arial" w:hAnsi="Arial" w:cs="Arial"/>
-          <w:b/>
-          <w:bCs/>
-          <w:color w:val="000000"/>
-        </w:rPr>
-        <w:t>1. Cancellation penalties are aggressive</w:t>
-      </w:r>
-      <w:r>
-        <w:rPr>
-          <w:rFonts w:ascii="Arial" w:hAnsi="Arial" w:cs="Arial"/>
-          <w:color w:val="000000"/>
-        </w:rPr>
-        <w:br/>
+          <w:color w:val="EE0000"/>
+          <w:sz w:val="36"/>
+          <w:szCs w:val="36"/>
+        </w:rPr>
+      </w:pPr>
+      <w:r>
+        <w:rPr>
+          <w:rFonts w:ascii="Arial" w:hAnsi="Arial" w:cs="Arial"/>
+          <w:noProof/>
+          <w:color w:val="EE0000"/>
+          <w:sz w:val="36"/>
+          <w:szCs w:val="36"/>
+          <w14:ligatures w14:val="standardContextual"/>
+        </w:rPr>
+        <w:drawing>
+          <wp:inline distT="0" distB="0" distL="0" distR="0" wp14:anchorId="4B5DC5E7" wp14:editId="4A802B3C">
+            <wp:extent cx="5943600" cy="1154430"/>
+            <wp:effectExtent l="0" t="0" r="0" b="1270"/>
+            <wp:docPr id="1983899361" name="Picture 1" descr="A close up of text&#10;&#10;AI-generated content may be incorrect."/>
+            <wp:cNvGraphicFramePr>
+              <a:graphicFrameLocks xmlns:a="http://schemas.openxmlformats.org/drawingml/2006/main" noChangeAspect="1"/>
+            </wp:cNvGraphicFramePr>
+            <a:graphic xmlns:a="http://schemas.openxmlformats.org/drawingml/2006/main">
+              <a:graphicData uri="http://schemas.openxmlformats.org/drawingml/2006/picture">
+                <pic:pic xmlns:pic="http://schemas.openxmlformats.org/drawingml/2006/picture">
+                  <pic:nvPicPr>
+                    <pic:cNvPr id="1983899361" name="Picture 1" descr="A close up of text&#10;&#10;AI-generated content may be incorrect."/>
+                    <pic:cNvPicPr/>
+                  </pic:nvPicPr>
+                  <pic:blipFill>
+                    <a:blip r:embed="rId8">
+                      <a:extLst>
+                        <a:ext uri="{28A0092B-C50C-407E-A947-70E740481C1C}">
+                          <a14:useLocalDpi xmlns:a14="http://schemas.microsoft.com/office/drawing/2010/main" val="0"/>
+                        </a:ext>
+                      </a:extLst>
+                    </a:blip>
+                    <a:stretch>
+                      <a:fillRect/>
+                    </a:stretch>
+                  </pic:blipFill>
+                  <pic:spPr>
+                    <a:xfrm>
+                      <a:off x="0" y="0"/>
+                      <a:ext cx="5943600" cy="1154430"/>
+                    </a:xfrm>
+                    <a:prstGeom prst="rect">
+                      <a:avLst/>
+                    </a:prstGeom>
+                  </pic:spPr>
+                </pic:pic>
+              </a:graphicData>
+            </a:graphic>
+          </wp:inline>
+        </w:drawing>
       </w:r>
     </w:p>
     <w:p>
@@ -131,152 +833,8 @@
         <w:pStyle w:val="p1"/>
         <w:rPr>
           <w:rFonts w:ascii="Arial" w:hAnsi="Arial" w:cs="Arial"/>
-        </w:rPr>
-      </w:pPr>
-      <w:r>
-        <w:rPr>
-          <w:rFonts w:ascii="Arial" w:hAnsi="Arial" w:cs="Arial"/>
-        </w:rPr>
-        <w:t>Upon signature through April 3, 2026, the cancellation fee is $506,238 (70%). From April 4 to July 12, it increases to $578,558 (80%). From July 13 to October 10, it rises to $650,878 (90%).</w:t>
-      </w:r>
-    </w:p>
-    <w:p>
-      <w:pPr>
-        <w:pStyle w:val="p1"/>
-        <w:rPr>
-          <w:rFonts w:ascii="Arial" w:hAnsi="Arial" w:cs="Arial"/>
-        </w:rPr>
-      </w:pPr>
-      <w:r>
-        <w:rPr>
-          <w:rFonts w:ascii="Arial" w:hAnsi="Arial" w:cs="Arial"/>
-        </w:rPr>
-        <w:t>More commonly, cancellation fees 6 to 9 months before an event range between 50% and 70%, rather than escalating to 80% starting April 4.</w:t>
-      </w:r>
-      <w:r>
-        <w:rPr>
-          <w:rFonts w:ascii="Arial" w:hAnsi="Arial" w:cs="Arial"/>
-          <w:color w:val="000000"/>
-        </w:rPr>
-        <w:br/>
-      </w:r>
-      <w:r>
-        <w:rPr>
-          <w:rFonts w:ascii="Arial" w:hAnsi="Arial" w:cs="Arial"/>
-          <w:color w:val="000000"/>
-        </w:rPr>
-        <w:br/>
-      </w:r>
-      <w:r>
-        <w:rPr>
-          <w:rFonts w:ascii="Arial" w:hAnsi="Arial" w:cs="Arial"/>
-          <w:b/>
-          <w:bCs/>
-          <w:color w:val="000000"/>
-        </w:rPr>
-        <w:t xml:space="preserve">2. AV vendor is expensive and can pile up </w:t>
-      </w:r>
-    </w:p>
-    <w:p>
-      <w:pPr>
-        <w:pStyle w:val="p1"/>
-        <w:rPr>
-          <w:rFonts w:ascii="Arial" w:hAnsi="Arial" w:cs="Arial"/>
-        </w:rPr>
-      </w:pPr>
-      <w:r>
-        <w:rPr>
-          <w:rFonts w:ascii="Arial" w:hAnsi="Arial" w:cs="Arial"/>
-        </w:rPr>
-        <w:t>$160 per hour minimum and $240 per hour for overtime.</w:t>
-      </w:r>
-    </w:p>
-    <w:p>
-      <w:pPr>
-        <w:pStyle w:val="p1"/>
-        <w:rPr>
-          <w:rFonts w:ascii="Arial" w:hAnsi="Arial" w:cs="Arial"/>
-        </w:rPr>
-      </w:pPr>
-      <w:r>
-        <w:rPr>
-          <w:rFonts w:ascii="Arial" w:hAnsi="Arial" w:cs="Arial"/>
-        </w:rPr>
-        <w:t>Pinnacle Live has the exclusive right to provide AV equipment and services for all meeting and breakout rooms. With 6 to 8 breakout rooms, AV costs could become very expensive. A Pinnacle Live liaison must also be present during load in, event operation, and load out.</w:t>
-      </w:r>
-      <w:r>
-        <w:rPr>
-          <w:rFonts w:ascii="Arial" w:hAnsi="Arial" w:cs="Arial"/>
-        </w:rPr>
-        <w:t xml:space="preserve"> </w:t>
-      </w:r>
-      <w:r>
-        <w:rPr>
-          <w:rFonts w:ascii="Arial" w:hAnsi="Arial" w:cs="Arial"/>
-        </w:rPr>
-        <w:t>The other hotel (Hyatt) was more flexible on these points.</w:t>
-      </w:r>
-    </w:p>
-    <w:p>
-      <w:pPr>
-        <w:pStyle w:val="p1"/>
-        <w:rPr>
-          <w:rFonts w:ascii="Arial" w:hAnsi="Arial" w:cs="Arial"/>
-        </w:rPr>
-      </w:pPr>
-      <w:r>
-        <w:rPr>
-          <w:rFonts w:ascii="Arial" w:hAnsi="Arial" w:cs="Arial"/>
-        </w:rPr>
-        <w:t xml:space="preserve">If we do not use Pinnacle AV, we lose the 20% AV discount and the complimentary meeting room internet. Note that since this was written, we have negotiated these </w:t>
-      </w:r>
-      <w:proofErr w:type="gramStart"/>
-      <w:r>
-        <w:rPr>
-          <w:rFonts w:ascii="Arial" w:hAnsi="Arial" w:cs="Arial"/>
-        </w:rPr>
-        <w:t>clauses</w:t>
-      </w:r>
-      <w:proofErr w:type="gramEnd"/>
-      <w:r>
-        <w:rPr>
-          <w:rFonts w:ascii="Arial" w:hAnsi="Arial" w:cs="Arial"/>
-        </w:rPr>
-        <w:t xml:space="preserve"> and they have been removed. </w:t>
-      </w:r>
-    </w:p>
-    <w:p>
-      <w:pPr>
-        <w:pStyle w:val="p1"/>
-        <w:rPr>
-          <w:rFonts w:ascii="Arial" w:hAnsi="Arial" w:cs="Arial"/>
-        </w:rPr>
-      </w:pPr>
-      <w:r>
-        <w:rPr>
-          <w:rFonts w:ascii="Arial" w:hAnsi="Arial" w:cs="Arial"/>
-        </w:rPr>
-        <w:t>The good news is that there is a force majeure clause.</w:t>
-      </w:r>
-    </w:p>
-    <w:p>
-      <w:pPr>
-        <w:pStyle w:val="p1"/>
-        <w:rPr>
-          <w:rFonts w:ascii="Arial" w:hAnsi="Arial" w:cs="Arial"/>
-        </w:rPr>
-      </w:pPr>
-      <w:r>
-        <w:rPr>
-          <w:rFonts w:ascii="Arial" w:hAnsi="Arial" w:cs="Arial"/>
-        </w:rPr>
-        <w:t>Overall, aside from the AV issue, which we should price carefully with the hotel and possibly limit by avoiding filming events, it looks like a good deal. If we bring our own crew for the main room, which will likely be cheaper, we should try to negotiate free internet in the meeting room anyway.</w:t>
-      </w:r>
-    </w:p>
-    <w:p>
-      <w:pPr>
-        <w:rPr>
-          <w:rFonts w:ascii="Arial" w:hAnsi="Arial" w:cs="Arial"/>
+          <w:sz w:val="22"/>
+          <w:szCs w:val="22"/>
         </w:rPr>
       </w:pPr>
     </w:p>
@@ -288,6 +846,213 @@
     </w:sectPr>
   </w:body>
 </w:document>
+</file>
+
+<file path=word/endnotes.xml><?xml version="1.0" encoding="utf-8"?>
+<w:endnotes xmlns:wpc="http://schemas.microsoft.com/office/word/2010/wordprocessingCanvas" xmlns:cx="http://schemas.microsoft.com/office/drawing/2014/chartex" xmlns:cx1="http://schemas.microsoft.com/office/drawing/2015/9/8/chartex" xmlns:cx2="http://schemas.microsoft.com/office/drawing/2015/10/21/chartex" xmlns:cx3="http://schemas.microsoft.com/office/drawing/2016/5/9/chartex" xmlns:cx4="http://schemas.microsoft.com/office/drawing/2016/5/10/chartex" xmlns:cx5="http://schemas.microsoft.com/office/drawing/2016/5/11/chartex" xmlns:cx6="http://schemas.microsoft.com/office/drawing/2016/5/12/chartex" xmlns:cx7="http://schemas.microsoft.com/office/drawing/2016/5/13/chartex" xmlns:cx8="http://schemas.microsoft.com/office/drawing/2016/5/14/chartex" xmlns:mc="http://schemas.openxmlformats.org/markup-compatibility/2006" xmlns:aink="http://schemas.microsoft.com/office/drawing/2016/ink" xmlns:am3d="http://schemas.microsoft.com/office/drawing/2017/model3d" xmlns:o="urn:schemas-microsoft-com:office:office" xmlns:oel="http://schemas.microsoft.com/office/2019/extlst" xmlns:r="http://schemas.openxmlformats.org/officeDocument/2006/relationships" xmlns:m="http://schemas.openxmlformats.org/officeDocument/2006/math" xmlns:v="urn:schemas-microsoft-com:vml" xmlns:wp14="http://schemas.microsoft.com/office/word/2010/wordprocessingDrawing" xmlns:wp="http://schemas.openxmlformats.org/drawingml/2006/wordprocessingDrawing" xmlns:w10="urn:schemas-microsoft-com:office:word" xmlns:w="http://schemas.openxmlformats.org/wordprocessingml/2006/main" xmlns:w14="http://schemas.microsoft.com/office/word/2010/wordml" xmlns:w15="http://schemas.microsoft.com/office/word/2012/wordml" xmlns:w16cex="http://schemas.microsoft.com/office/word/2018/wordml/cex" xmlns:w16cid="http://schemas.microsoft.com/office/word/2016/wordml/cid" xmlns:w16="http://schemas.microsoft.com/office/word/2018/wordml" xmlns:w16du="http://schemas.microsoft.com/office/word/2023/wordml/word16du" xmlns:w16sdtdh="http://schemas.microsoft.com/office/word/2020/wordml/sdtdatahash" xmlns:w16sdtfl="http://schemas.microsoft.com/office/word/2024/wordml/sdtformatlock" xmlns:w16se="http://schemas.microsoft.com/office/word/2015/wordml/symex" xmlns:wpg="http://schemas.microsoft.com/office/word/2010/wordprocessingGroup" xmlns:wpi="http://schemas.microsoft.com/office/word/2010/wordprocessingInk" xmlns:wne="http://schemas.microsoft.com/office/word/2006/wordml" xmlns:wps="http://schemas.microsoft.com/office/word/2010/wordprocessingShape" mc:Ignorable="w14 w15 w16se w16cid w16 w16cex w16sdtdh w16sdtfl w16du wp14">
+  <w:endnote w:type="separator" w:id="-1">
+    <w:p>
+      <w:pPr>
+        <w:spacing w:after="0" w:line="240" w:lineRule="auto"/>
+      </w:pPr>
+      <w:r>
+        <w:separator/>
+      </w:r>
+    </w:p>
+  </w:endnote>
+  <w:endnote w:type="continuationSeparator" w:id="0">
+    <w:p>
+      <w:pPr>
+        <w:spacing w:after="0" w:line="240" w:lineRule="auto"/>
+      </w:pPr>
+      <w:r>
+        <w:continuationSeparator/>
+      </w:r>
+    </w:p>
+  </w:endnote>
+</w:endnotes>
+</file>
+
+<file path=word/footnotes.xml><?xml version="1.0" encoding="utf-8"?>
+<w:footnotes xmlns:wpc="http://schemas.microsoft.com/office/word/2010/wordprocessingCanvas" xmlns:cx="http://schemas.microsoft.com/office/drawing/2014/chartex" xmlns:cx1="http://schemas.microsoft.com/office/drawing/2015/9/8/chartex" xmlns:cx2="http://schemas.microsoft.com/office/drawing/2015/10/21/chartex" xmlns:cx3="http://schemas.microsoft.com/office/drawing/2016/5/9/chartex" xmlns:cx4="http://schemas.microsoft.com/office/drawing/2016/5/10/chartex" xmlns:cx5="http://schemas.microsoft.com/office/drawing/2016/5/11/chartex" xmlns:cx6="http://schemas.microsoft.com/office/drawing/2016/5/12/chartex" xmlns:cx7="http://schemas.microsoft.com/office/drawing/2016/5/13/chartex" xmlns:cx8="http://schemas.microsoft.com/office/drawing/2016/5/14/chartex" xmlns:mc="http://schemas.openxmlformats.org/markup-compatibility/2006" xmlns:aink="http://schemas.microsoft.com/office/drawing/2016/ink" xmlns:am3d="http://schemas.microsoft.com/office/drawing/2017/model3d" xmlns:o="urn:schemas-microsoft-com:office:office" xmlns:oel="http://schemas.microsoft.com/office/2019/extlst" xmlns:r="http://schemas.openxmlformats.org/officeDocument/2006/relationships" xmlns:m="http://schemas.openxmlformats.org/officeDocument/2006/math" xmlns:v="urn:schemas-microsoft-com:vml" xmlns:wp14="http://schemas.microsoft.com/office/word/2010/wordprocessingDrawing" xmlns:wp="http://schemas.openxmlformats.org/drawingml/2006/wordprocessingDrawing" xmlns:w10="urn:schemas-microsoft-com:office:word" xmlns:w="http://schemas.openxmlformats.org/wordprocessingml/2006/main" xmlns:w14="http://schemas.microsoft.com/office/word/2010/wordml" xmlns:w15="http://schemas.microsoft.com/office/word/2012/wordml" xmlns:w16cex="http://schemas.microsoft.com/office/word/2018/wordml/cex" xmlns:w16cid="http://schemas.microsoft.com/office/word/2016/wordml/cid" xmlns:w16="http://schemas.microsoft.com/office/word/2018/wordml" xmlns:w16du="http://schemas.microsoft.com/office/word/2023/wordml/word16du" xmlns:w16sdtdh="http://schemas.microsoft.com/office/word/2020/wordml/sdtdatahash" xmlns:w16sdtfl="http://schemas.microsoft.com/office/word/2024/wordml/sdtformatlock" xmlns:w16se="http://schemas.microsoft.com/office/word/2015/wordml/symex" xmlns:wpg="http://schemas.microsoft.com/office/word/2010/wordprocessingGroup" xmlns:wpi="http://schemas.microsoft.com/office/word/2010/wordprocessingInk" xmlns:wne="http://schemas.microsoft.com/office/word/2006/wordml" xmlns:wps="http://schemas.microsoft.com/office/word/2010/wordprocessingShape" mc:Ignorable="w14 w15 w16se w16cid w16 w16cex w16sdtdh w16sdtfl w16du wp14">
+  <w:footnote w:type="separator" w:id="-1">
+    <w:p>
+      <w:pPr>
+        <w:spacing w:after="0" w:line="240" w:lineRule="auto"/>
+      </w:pPr>
+      <w:r>
+        <w:separator/>
+      </w:r>
+    </w:p>
+  </w:footnote>
+  <w:footnote w:type="continuationSeparator" w:id="0">
+    <w:p>
+      <w:pPr>
+        <w:spacing w:after="0" w:line="240" w:lineRule="auto"/>
+      </w:pPr>
+      <w:r>
+        <w:continuationSeparator/>
+      </w:r>
+    </w:p>
+  </w:footnote>
+</w:footnotes>
+</file>
+
+<file path=word/numbering.xml><?xml version="1.0" encoding="utf-8"?>
+<w:numbering xmlns:wpc="http://schemas.microsoft.com/office/word/2010/wordprocessingCanvas" xmlns:cx="http://schemas.microsoft.com/office/drawing/2014/chartex" xmlns:cx1="http://schemas.microsoft.com/office/drawing/2015/9/8/chartex" xmlns:cx2="http://schemas.microsoft.com/office/drawing/2015/10/21/chartex" xmlns:cx3="http://schemas.microsoft.com/office/drawing/2016/5/9/chartex" xmlns:cx4="http://schemas.microsoft.com/office/drawing/2016/5/10/chartex" xmlns:cx5="http://schemas.microsoft.com/office/drawing/2016/5/11/chartex" xmlns:cx6="http://schemas.microsoft.com/office/drawing/2016/5/12/chartex" xmlns:cx7="http://schemas.microsoft.com/office/drawing/2016/5/13/chartex" xmlns:cx8="http://schemas.microsoft.com/office/drawing/2016/5/14/chartex" xmlns:mc="http://schemas.openxmlformats.org/markup-compatibility/2006" xmlns:aink="http://schemas.microsoft.com/office/drawing/2016/ink" xmlns:am3d="http://schemas.microsoft.com/office/drawing/2017/model3d" xmlns:o="urn:schemas-microsoft-com:office:office" xmlns:oel="http://schemas.microsoft.com/office/2019/extlst" xmlns:r="http://schemas.openxmlformats.org/officeDocument/2006/relationships" xmlns:m="http://schemas.openxmlformats.org/officeDocument/2006/math" xmlns:v="urn:schemas-microsoft-com:vml" xmlns:wp14="http://schemas.microsoft.com/office/word/2010/wordprocessingDrawing" xmlns:wp="http://schemas.openxmlformats.org/drawingml/2006/wordprocessingDrawing" xmlns:w10="urn:schemas-microsoft-com:office:word" xmlns:w="http://schemas.openxmlformats.org/wordprocessingml/2006/main" xmlns:w14="http://schemas.microsoft.com/office/word/2010/wordml" xmlns:w15="http://schemas.microsoft.com/office/word/2012/wordml" xmlns:w16cex="http://schemas.microsoft.com/office/word/2018/wordml/cex" xmlns:w16cid="http://schemas.microsoft.com/office/word/2016/wordml/cid" xmlns:w16="http://schemas.microsoft.com/office/word/2018/wordml" xmlns:w16du="http://schemas.microsoft.com/office/word/2023/wordml/word16du" xmlns:w16sdtdh="http://schemas.microsoft.com/office/word/2020/wordml/sdtdatahash" xmlns:w16sdtfl="http://schemas.microsoft.com/office/word/2024/wordml/sdtformatlock" xmlns:w16se="http://schemas.microsoft.com/office/word/2015/wordml/symex" xmlns:wpg="http://schemas.microsoft.com/office/word/2010/wordprocessingGroup" xmlns:wpi="http://schemas.microsoft.com/office/word/2010/wordprocessingInk" xmlns:wne="http://schemas.microsoft.com/office/word/2006/wordml" xmlns:wps="http://schemas.microsoft.com/office/word/2010/wordprocessingShape" mc:Ignorable="w14 w15 w16se w16cid w16 w16cex w16sdtdh w16sdtfl w16du wp14">
+  <w:abstractNum w:abstractNumId="0" w15:restartNumberingAfterBreak="0">
+    <w:nsid w:val="046E216A"/>
+    <w:multiLevelType w:val="multilevel"/>
+    <w:tmpl w:val="5AF28708"/>
+    <w:lvl w:ilvl="0">
+      <w:start w:val="1"/>
+      <w:numFmt w:val="bullet"/>
+      <w:lvlText w:val=""/>
+      <w:lvlJc w:val="left"/>
+      <w:pPr>
+        <w:tabs>
+          <w:tab w:val="num" w:pos="720"/>
+        </w:tabs>
+        <w:ind w:left="720" w:hanging="360"/>
+      </w:pPr>
+      <w:rPr>
+        <w:rFonts w:ascii="Symbol" w:hAnsi="Symbol" w:hint="default"/>
+        <w:sz w:val="20"/>
+      </w:rPr>
+    </w:lvl>
+    <w:lvl w:ilvl="1" w:tentative="1">
+      <w:start w:val="1"/>
+      <w:numFmt w:val="bullet"/>
+      <w:lvlText w:val="o"/>
+      <w:lvlJc w:val="left"/>
+      <w:pPr>
+        <w:tabs>
+          <w:tab w:val="num" w:pos="1440"/>
+        </w:tabs>
+        <w:ind w:left="1440" w:hanging="360"/>
+      </w:pPr>
+      <w:rPr>
+        <w:rFonts w:ascii="Courier New" w:hAnsi="Courier New" w:hint="default"/>
+        <w:sz w:val="20"/>
+      </w:rPr>
+    </w:lvl>
+    <w:lvl w:ilvl="2" w:tentative="1">
+      <w:start w:val="1"/>
+      <w:numFmt w:val="bullet"/>
+      <w:lvlText w:val=""/>
+      <w:lvlJc w:val="left"/>
+      <w:pPr>
+        <w:tabs>
+          <w:tab w:val="num" w:pos="2160"/>
+        </w:tabs>
+        <w:ind w:left="2160" w:hanging="360"/>
+      </w:pPr>
+      <w:rPr>
+        <w:rFonts w:ascii="Wingdings" w:hAnsi="Wingdings" w:hint="default"/>
+        <w:sz w:val="20"/>
+      </w:rPr>
+    </w:lvl>
+    <w:lvl w:ilvl="3" w:tentative="1">
+      <w:start w:val="1"/>
+      <w:numFmt w:val="bullet"/>
+      <w:lvlText w:val=""/>
+      <w:lvlJc w:val="left"/>
+      <w:pPr>
+        <w:tabs>
+          <w:tab w:val="num" w:pos="2880"/>
+        </w:tabs>
+        <w:ind w:left="2880" w:hanging="360"/>
+      </w:pPr>
+      <w:rPr>
+        <w:rFonts w:ascii="Wingdings" w:hAnsi="Wingdings" w:hint="default"/>
+        <w:sz w:val="20"/>
+      </w:rPr>
+    </w:lvl>
+    <w:lvl w:ilvl="4" w:tentative="1">
+      <w:start w:val="1"/>
+      <w:numFmt w:val="bullet"/>
+      <w:lvlText w:val=""/>
+      <w:lvlJc w:val="left"/>
+      <w:pPr>
+        <w:tabs>
+          <w:tab w:val="num" w:pos="3600"/>
+        </w:tabs>
+        <w:ind w:left="3600" w:hanging="360"/>
+      </w:pPr>
+      <w:rPr>
+        <w:rFonts w:ascii="Wingdings" w:hAnsi="Wingdings" w:hint="default"/>
+        <w:sz w:val="20"/>
+      </w:rPr>
+    </w:lvl>
+    <w:lvl w:ilvl="5" w:tentative="1">
+      <w:start w:val="1"/>
+      <w:numFmt w:val="bullet"/>
+      <w:lvlText w:val=""/>
+      <w:lvlJc w:val="left"/>
+      <w:pPr>
+        <w:tabs>
+          <w:tab w:val="num" w:pos="4320"/>
+        </w:tabs>
+        <w:ind w:left="4320" w:hanging="360"/>
+      </w:pPr>
+      <w:rPr>
+        <w:rFonts w:ascii="Wingdings" w:hAnsi="Wingdings" w:hint="default"/>
+        <w:sz w:val="20"/>
+      </w:rPr>
+    </w:lvl>
+    <w:lvl w:ilvl="6" w:tentative="1">
+      <w:start w:val="1"/>
+      <w:numFmt w:val="bullet"/>
+      <w:lvlText w:val=""/>
+      <w:lvlJc w:val="left"/>
+      <w:pPr>
+        <w:tabs>
+          <w:tab w:val="num" w:pos="5040"/>
+        </w:tabs>
+        <w:ind w:left="5040" w:hanging="360"/>
+      </w:pPr>
+      <w:rPr>
+        <w:rFonts w:ascii="Wingdings" w:hAnsi="Wingdings" w:hint="default"/>
+        <w:sz w:val="20"/>
+      </w:rPr>
+    </w:lvl>
+    <w:lvl w:ilvl="7" w:tentative="1">
+      <w:start w:val="1"/>
+      <w:numFmt w:val="bullet"/>
+      <w:lvlText w:val=""/>
+      <w:lvlJc w:val="left"/>
+      <w:pPr>
+        <w:tabs>
+          <w:tab w:val="num" w:pos="5760"/>
+        </w:tabs>
+        <w:ind w:left="5760" w:hanging="360"/>
+      </w:pPr>
+      <w:rPr>
+        <w:rFonts w:ascii="Wingdings" w:hAnsi="Wingdings" w:hint="default"/>
+        <w:sz w:val="20"/>
+      </w:rPr>
+    </w:lvl>
+    <w:lvl w:ilvl="8" w:tentative="1">
+      <w:start w:val="1"/>
+      <w:numFmt w:val="bullet"/>
+      <w:lvlText w:val=""/>
+      <w:lvlJc w:val="left"/>
+      <w:pPr>
+        <w:tabs>
+          <w:tab w:val="num" w:pos="6480"/>
+        </w:tabs>
+        <w:ind w:left="6480" w:hanging="360"/>
+      </w:pPr>
+      <w:rPr>
+        <w:rFonts w:ascii="Wingdings" w:hAnsi="Wingdings" w:hint="default"/>
+        <w:sz w:val="20"/>
+      </w:rPr>
+    </w:lvl>
+  </w:abstractNum>
+  <w:num w:numId="1" w16cid:durableId="1610121000">
+    <w:abstractNumId w:val="0"/>
+  </w:num>
+</w:numbering>
 </file>
 
 <file path=word/styles.xml><?xml version="1.0" encoding="utf-8"?>
@@ -718,7 +1483,6 @@
     <w:next w:val="Normal"/>
     <w:link w:val="Heading2Char"/>
     <w:uiPriority w:val="9"/>
-    <w:semiHidden/>
     <w:unhideWhenUsed/>
     <w:qFormat/>
     <w:rsid w:val="00BD72A3"/>
@@ -741,7 +1505,6 @@
     <w:next w:val="Normal"/>
     <w:link w:val="Heading3Char"/>
     <w:uiPriority w:val="9"/>
-    <w:semiHidden/>
     <w:unhideWhenUsed/>
     <w:qFormat/>
     <w:rsid w:val="00BD72A3"/>
@@ -935,7 +1698,6 @@
     <w:basedOn w:val="DefaultParagraphFont"/>
     <w:link w:val="Heading2"/>
     <w:uiPriority w:val="9"/>
-    <w:semiHidden/>
     <w:rsid w:val="00BD72A3"/>
     <w:rPr>
       <w:rFonts w:asciiTheme="majorHAnsi" w:eastAsiaTheme="majorEastAsia" w:hAnsiTheme="majorHAnsi" w:cstheme="majorBidi"/>
@@ -949,7 +1711,6 @@
     <w:basedOn w:val="DefaultParagraphFont"/>
     <w:link w:val="Heading3"/>
     <w:uiPriority w:val="9"/>
-    <w:semiHidden/>
     <w:rsid w:val="00BD72A3"/>
     <w:rPr>
       <w:rFonts w:eastAsiaTheme="majorEastAsia" w:cstheme="majorBidi"/>
@@ -1237,6 +1998,71 @@
       <w:kern w:val="0"/>
       <w14:ligatures w14:val="none"/>
     </w:rPr>
+  </w:style>
+  <w:style w:type="paragraph" w:styleId="NormalWeb">
+    <w:name w:val="Normal (Web)"/>
+    <w:basedOn w:val="Normal"/>
+    <w:uiPriority w:val="99"/>
+    <w:semiHidden/>
+    <w:unhideWhenUsed/>
+    <w:rsid w:val="00C477A0"/>
+    <w:pPr>
+      <w:spacing w:before="100" w:beforeAutospacing="1" w:after="100" w:afterAutospacing="1" w:line="240" w:lineRule="auto"/>
+    </w:pPr>
+    <w:rPr>
+      <w:rFonts w:ascii="Times New Roman" w:eastAsia="Times New Roman" w:hAnsi="Times New Roman" w:cs="Times New Roman"/>
+      <w:kern w:val="0"/>
+      <w14:ligatures w14:val="none"/>
+    </w:rPr>
+  </w:style>
+  <w:style w:type="character" w:customStyle="1" w:styleId="gmaildefault">
+    <w:name w:val="gmail_default"/>
+    <w:basedOn w:val="DefaultParagraphFont"/>
+    <w:rsid w:val="00C477A0"/>
+  </w:style>
+  <w:style w:type="paragraph" w:styleId="Header">
+    <w:name w:val="header"/>
+    <w:basedOn w:val="Normal"/>
+    <w:link w:val="HeaderChar"/>
+    <w:uiPriority w:val="99"/>
+    <w:unhideWhenUsed/>
+    <w:rsid w:val="001F2814"/>
+    <w:pPr>
+      <w:tabs>
+        <w:tab w:val="center" w:pos="4680"/>
+        <w:tab w:val="right" w:pos="9360"/>
+      </w:tabs>
+      <w:spacing w:after="0" w:line="240" w:lineRule="auto"/>
+    </w:pPr>
+  </w:style>
+  <w:style w:type="character" w:customStyle="1" w:styleId="HeaderChar">
+    <w:name w:val="Header Char"/>
+    <w:basedOn w:val="DefaultParagraphFont"/>
+    <w:link w:val="Header"/>
+    <w:uiPriority w:val="99"/>
+    <w:rsid w:val="001F2814"/>
+  </w:style>
+  <w:style w:type="paragraph" w:styleId="Footer">
+    <w:name w:val="footer"/>
+    <w:basedOn w:val="Normal"/>
+    <w:link w:val="FooterChar"/>
+    <w:uiPriority w:val="99"/>
+    <w:unhideWhenUsed/>
+    <w:rsid w:val="001F2814"/>
+    <w:pPr>
+      <w:tabs>
+        <w:tab w:val="center" w:pos="4680"/>
+        <w:tab w:val="right" w:pos="9360"/>
+      </w:tabs>
+      <w:spacing w:after="0" w:line="240" w:lineRule="auto"/>
+    </w:pPr>
+  </w:style>
+  <w:style w:type="character" w:customStyle="1" w:styleId="FooterChar">
+    <w:name w:val="Footer Char"/>
+    <w:basedOn w:val="DefaultParagraphFont"/>
+    <w:link w:val="Footer"/>
+    <w:uiPriority w:val="99"/>
+    <w:rsid w:val="001F2814"/>
   </w:style>
 </w:styles>
 </file>
